--- a/docs/neurone_fpc_zone_module_risks_revA.docx
+++ b/docs/neurone_fpc_zone_module_risks_revA.docx
@@ -50,7 +50,7 @@
           <w:color w:val="CC0000"/>
           <w:sz w:val="21"/>
         </w:rPr>
-        <w:t>25 risks identified  |  3 CRITICAL  |  9 HIGH  |  9 MEDIUM  |  3 LOW  |  23 MITIGATED  |  2 OPEN (RISK-03, RISK-20)</w:t>
+        <w:t>26 risks identified  |  3 CRITICAL  |  9 HIGH  |  9 MEDIUM  |  3 LOW  |  23 MITIGATED  |  3 OPEN (RISK-03, RISK-20, RISK-26)  |  RISK-26 rated on the NP-RM-001 §4 ISO 14971 S×P scale</w:t>
         <w:br/>
         <w:t>All CRITICAL and HIGH items must be resolved before FPC layout release.</w:t>
         <w:br/>
@@ -876,12 +876,6 @@
                 <w:b w:val="0"/>
                 <w:sz w:val="16"/>
               </w:rPr>
-            </w:r>
-            <w:r>
-              <w:rPr>
-                <w:b w:val="0"/>
-                <w:sz w:val="16"/>
-              </w:rPr>
               <w:t>NP-HW-FPC-001 §9.2–9.3</w:t>
               <w:br/>
               <w:t>NP-FAI-ZM-001 §3d, §3e</w:t>
@@ -3566,12 +3560,6 @@
                 <w:b w:val="0"/>
                 <w:sz w:val="16"/>
               </w:rPr>
-            </w:r>
-            <w:r>
-              <w:rPr>
-                <w:b w:val="0"/>
-                <w:sz w:val="16"/>
-              </w:rPr>
               <w:t>OPEN — awaiting CFRP supplier written confirmation (Ra data + letter). NP-PROC-SUP-001 SUP-M-07 and SUP-B-01 are BLOCKING qualification items. Cannot release tooling until confirmed.</w:t>
             </w:r>
           </w:p>
@@ -4330,6 +4318,110 @@
           <w:p>
             <w:r>
               <w:t>MITIGATED</w:t>
+            </w:r>
+          </w:p>
+        </w:tc>
+      </w:tr>
+      <w:tr>
+        <w:tc>
+          <w:tcPr>
+            <w:tcW w:w="792" w:type="dxa"/>
+          </w:tcPr>
+          <w:p>
+            <w:r>
+              <w:rPr>
+                <w:sz w:val="16"/>
+              </w:rPr>
+              <w:t xml:space="preserve">RISK-26</w:t>
+            </w:r>
+          </w:p>
+        </w:tc>
+        <w:tc>
+          <w:tcPr>
+            <w:tcW w:w="1007" w:type="dxa"/>
+            <w:shd w:val="clear" w:color="auto" w:fill="FFC000"/>
+          </w:tcPr>
+          <w:p>
+            <w:r>
+              <w:rPr>
+                <w:b/>
+              </w:rPr>
+              <w:t xml:space="preserve">S3 — Moderate</w:t>
+              <w:br/>
+              <w:t xml:space="preserve">(ALARP)</w:t>
+            </w:r>
+          </w:p>
+        </w:tc>
+        <w:tc>
+          <w:tcPr>
+            <w:tcW w:w="864" w:type="dxa"/>
+          </w:tcPr>
+          <w:p>
+            <w:r>
+              <w:t xml:space="preserve">Fan/vent (forced-convection) degradation diverts module heat to the scalp while the junction NTC still reads safe — un-interlocked scalp thermal-injury pathway</w:t>
+            </w:r>
+          </w:p>
+        </w:tc>
+        <w:tc>
+          <w:tcPr>
+            <w:tcW w:w="1152" w:type="dxa"/>
+          </w:tcPr>
+          <w:p>
+            <w:r>
+              <w:t xml:space="preserve">SW01-M04 throttles PBM zone current on LED junction temperature (62°C throttle / 65°C cutoff). Per THERM-1 (NP-THERM-BEZEL-001 §4), scalp safety is a scalp-facing surface limit (42°C, IEC 60601-1); the split of module heat between outward (ambient) and inward (scalp) paths depends on forced convection (hub fan, RPM logged to SHDR). On loss/degradation of forced convection, outward thermal resistance rises and more heat is forced scalp-ward while the junction NTC stays ≤62°C and never cuts off — least protective exactly when this fault occurs.</w:t>
+            </w:r>
+          </w:p>
+        </w:tc>
+        <w:tc>
+          <w:tcPr>
+            <w:tcW w:w="1007" w:type="dxa"/>
+          </w:tcPr>
+          <w:p>
+            <w:r>
+              <w:t xml:space="preserve">Scalp-facing surface exceeds 42°C while the junction interlock reports safe → scalp thermal injury (moderate, reversible) not bounded by any existing interlock.</w:t>
+            </w:r>
+          </w:p>
+        </w:tc>
+        <w:tc>
+          <w:tcPr>
+            <w:tcW w:w="2736" w:type="dxa"/>
+          </w:tcPr>
+          <w:p>
+            <w:r>
+              <w:t xml:space="preserve">Fan-health thermal-safety interlock per NP-REQ-FANHEALTH-001 (SR-FAN-01…06): bound scalp-facing surface ≤42°C under single-fault loss of forced convection, independent of forced-convection state (recommended Path B1 — scalp-facing NTC co-located with PD2, read by SW01-M04 Class C); derate PBM duty to the natural-convection-safe ceiling with fail-safe fan-health handling (SR-FAN-06); SW-02 fan-RPM telemetry + SW03-M05 predictive-maintenance alert as an availability layer. Accepted provisionally into NP-SW-001 §6.2 Rev B. SR-FAN-03/04 numeric constants TBD-per-THERM-1a (NP-THERM-CFD-001, CFD not yet run). Initial S3×P3 = 9 (ALARP); target residual S2×P1 = 2 (ACCEPTABLE).</w:t>
+            </w:r>
+          </w:p>
+        </w:tc>
+        <w:tc>
+          <w:tcPr>
+            <w:tcW w:w="792" w:type="dxa"/>
+          </w:tcPr>
+          <w:p>
+            <w:r>
+              <w:t xml:space="preserve">FW + Thermal (Quality: QMS baseline)</w:t>
+            </w:r>
+          </w:p>
+        </w:tc>
+        <w:tc>
+          <w:tcPr>
+            <w:tcW w:w="1440" w:type="dxa"/>
+          </w:tcPr>
+          <w:p>
+            <w:r>
+              <w:t xml:space="preserve">NP-FMEA-GEOM-001 §4 (G07)</w:t>
+              <w:br/>
+              <w:t xml:space="preserve">NP-REQ-FANHEALTH-001; NP-THERM-CFD-001; NP-THERM-BEZEL-001 §4; NP-SW-001 §6.2/§5.1</w:t>
+            </w:r>
+          </w:p>
+        </w:tc>
+        <w:tc>
+          <w:tcPr>
+            <w:tcW w:w="1872" w:type="dxa"/>
+            <w:shd w:val="clear" w:color="auto" w:fill="FFF2CC"/>
+          </w:tcPr>
+          <w:p>
+            <w:r>
+              <w:t xml:space="preserve">OPEN — initial S3×P3 = 9 (ALARP). Mitigation SR-FAN-01…06 drafted and accepted provisionally into NP-SW-001 Rev B; closure to residual S2×P1 = 2 gated on the THERM-1a CFD (SR-FAN-03/04 constants, NP-THERM-CFD-001) + THERM-1b bench verification (OI-FAN-04b).</w:t>
             </w:r>
           </w:p>
         </w:tc>
@@ -6826,6 +6918,60 @@
           </w:p>
         </w:tc>
       </w:tr>
+      <w:tr>
+        <w:tc>
+          <w:tcPr>
+            <w:tcW w:type="dxa" w:w="2412"/>
+          </w:tcPr>
+          <w:p>
+            <w:r>
+              <w:rPr>
+                <w:sz w:val="20"/>
+              </w:rPr>
+              <w:t xml:space="preserve">Rev C</w:t>
+            </w:r>
+          </w:p>
+        </w:tc>
+        <w:tc>
+          <w:tcPr>
+            <w:tcW w:type="dxa" w:w="2412"/>
+          </w:tcPr>
+          <w:p>
+            <w:r>
+              <w:rPr>
+                <w:sz w:val="20"/>
+              </w:rPr>
+              <w:t xml:space="preserve">2026-07-22</w:t>
+            </w:r>
+          </w:p>
+        </w:tc>
+        <w:tc>
+          <w:tcPr>
+            <w:tcW w:type="dxa" w:w="2412"/>
+          </w:tcPr>
+          <w:p>
+            <w:r>
+              <w:rPr>
+                <w:sz w:val="20"/>
+              </w:rPr>
+              <w:t xml:space="preserve">NeurOne Quality (Steve Hickman, CEO)</w:t>
+            </w:r>
+          </w:p>
+        </w:tc>
+        <w:tc>
+          <w:tcPr>
+            <w:tcW w:type="dxa" w:w="2412"/>
+          </w:tcPr>
+          <w:p>
+            <w:r>
+              <w:rPr>
+                <w:sz w:val="20"/>
+              </w:rPr>
+              <w:t xml:space="preserve">RISK-26 added — fan/vent (forced-convection) degradation diverts module heat to the scalp while the junction NTC still reads safe (hardware hazard FMEA-G07-01, NP-FMEA-GEOM-001; origin THERM-1, NP-THERM-BEZEL-001). Initial S3×P3 = 9 (ALARP); target residual S2×P1 = 2. Mitigation SR-FAN-01…06 (NP-REQ-FANHEALTH-001) accepted provisionally into NP-SW-001 §6.2 Rev B; SR-FAN-03/04 constants TBD-per-THERM-1a (NP-THERM-CFD-001, not yet run). Closure gated on THERM-1a CFD + THERM-1b bench (OI-FAN-04b). Total: 26 risks, 23 MITIGATED, 3 OPEN (RISK-03, RISK-20, RISK-26). Change trigger: FMEA-RECON finding / OI-FAN-04a (NP-PLAN-FANHEALTH-001).</w:t>
+            </w:r>
+          </w:p>
+        </w:tc>
+      </w:tr>
     </w:tbl>
     <w:sectPr>
       <w:headerReference w:type="default" r:id="rId9"/>

--- a/docs/neurone_fpc_zone_module_risks_revA.docx
+++ b/docs/neurone_fpc_zone_module_risks_revA.docx
@@ -50,7 +50,7 @@
           <w:color w:val="CC0000"/>
           <w:sz w:val="21"/>
         </w:rPr>
-        <w:t>25 risks identified  |  3 CRITICAL  |  9 HIGH  |  9 MEDIUM  |  3 LOW  |  23 MITIGATED  |  2 OPEN (RISK-03, RISK-20)</w:t>
+        <w:t>26 risks identified  |  3 CRITICAL  |  10 HIGH  |  9 MEDIUM  |  3 LOW  |  23 MITIGATED  |  3 OPEN (RISK-03, RISK-20, RISK-26)</w:t>
         <w:br/>
         <w:t>All CRITICAL and HIGH items must be resolved before FPC layout release.</w:t>
         <w:br/>
@@ -876,12 +876,6 @@
                 <w:b w:val="0"/>
                 <w:sz w:val="16"/>
               </w:rPr>
-            </w:r>
-            <w:r>
-              <w:rPr>
-                <w:b w:val="0"/>
-                <w:sz w:val="16"/>
-              </w:rPr>
               <w:t>NP-HW-FPC-001 §9.2–9.3</w:t>
               <w:br/>
               <w:t>NP-FAI-ZM-001 §3d, §3e</w:t>
@@ -3566,12 +3560,6 @@
                 <w:b w:val="0"/>
                 <w:sz w:val="16"/>
               </w:rPr>
-            </w:r>
-            <w:r>
-              <w:rPr>
-                <w:b w:val="0"/>
-                <w:sz w:val="16"/>
-              </w:rPr>
               <w:t>OPEN — awaiting CFRP supplier written confirmation (Ra data + letter). NP-PROC-SUP-001 SUP-M-07 and SUP-B-01 are BLOCKING qualification items. Cannot release tooling until confirmed.</w:t>
             </w:r>
           </w:p>
@@ -4330,6 +4318,110 @@
           <w:p>
             <w:r>
               <w:t>MITIGATED</w:t>
+            </w:r>
+          </w:p>
+        </w:tc>
+      </w:tr>
+      <w:tr>
+        <w:tc>
+          <w:tcPr>
+            <w:tcW w:w="792" w:type="dxa"/>
+          </w:tcPr>
+          <w:p>
+            <w:r>
+              <w:rPr>
+                <w:sz w:val="16"/>
+              </w:rPr>
+              <w:t xml:space="preserve">RISK-26</w:t>
+            </w:r>
+          </w:p>
+        </w:tc>
+        <w:tc>
+          <w:tcPr>
+            <w:tcW w:w="1007" w:type="dxa"/>
+            <w:shd w:val="clear" w:color="auto" w:fill="E2EFDA"/>
+          </w:tcPr>
+          <w:p>
+            <w:r>
+              <w:rPr>
+                <w:b/>
+              </w:rPr>
+              <w:t>HIGH</w:t>
+              <w:br/>
+              <w:t>(ALARP — path selected)</w:t>
+            </w:r>
+          </w:p>
+        </w:tc>
+        <w:tc>
+          <w:tcPr>
+            <w:tcW w:w="864" w:type="dxa"/>
+          </w:tcPr>
+          <w:p>
+            <w:r>
+              <w:t>Fan / heatsink airflow loss → scalp-facing surface &gt; 42 °C while junction NTC ≤ 62 °C (no throttle)</w:t>
+            </w:r>
+          </w:p>
+        </w:tc>
+        <w:tc>
+          <w:tcPr>
+            <w:tcW w:w="1152" w:type="dxa"/>
+          </w:tcPr>
+          <w:p>
+            <w:r>
+              <w:t>Loss/degradation of forced convection raises outward thermal resistance; module heat diverts scalp-ward. The 62 °C junction throttle holds (no cutoff until 65 °C), so it reports safe/throttling while the face approaches unsafe temperature. THERM-1a (NP-THERM-CFD-R1-001): face ≈ 60 °C, scalp ≈ 52–55 °C at the worst fault — 14–21 °C over the 42 °C limit.</w:t>
+            </w:r>
+          </w:p>
+        </w:tc>
+        <w:tc>
+          <w:tcPr>
+            <w:tcW w:w="1007" w:type="dxa"/>
+          </w:tcPr>
+          <w:p>
+            <w:r>
+              <w:t>Scalp thermal injury (S3 moderate, reversible) not caught by the junction-only interlock.</w:t>
+            </w:r>
+          </w:p>
+        </w:tc>
+        <w:tc>
+          <w:tcPr>
+            <w:tcW w:w="2736" w:type="dxa"/>
+          </w:tcPr>
+          <w:p>
+            <w:r>
+              <w:t>SELECTED — Path B1 (NP-REQ-FANHEALTH-001 §4a; NP-THERM-CFD-R1-001): direct scalp-facing NTC co-located with PD2, read by SW01-M04 (SR-FAN-01/02). On face over-temp or forced-convection loss, derate PBM to the natural-convection-safe ceiling (SR-FAN-03; ≈ 4.5 mW/cm² at 43.3 °C ambient) within T_resp (SR-FAN-04). Fan-RPM predictive-maintenance alert (SR-FAN-05) + firmware ambient/duty envelope gate. Path A (junction throttle alone) rejected. Base thermal design: BN-boss conductive export to an external heatsink (interior un-ventilated). Accepted into NP-SW-001 §6.2.</w:t>
+            </w:r>
+          </w:p>
+        </w:tc>
+        <w:tc>
+          <w:tcPr>
+            <w:tcW w:w="792" w:type="dxa"/>
+          </w:tcPr>
+          <w:p>
+            <w:r>
+              <w:t>FW + Thermal / Quality</w:t>
+            </w:r>
+          </w:p>
+        </w:tc>
+        <w:tc>
+          <w:tcPr>
+            <w:tcW w:w="1440" w:type="dxa"/>
+          </w:tcPr>
+          <w:p>
+            <w:r>
+              <w:t>NP-REQ-FANHEALTH-001; NP-FMEA-GEOM-001 (FMEA-G07-01)</w:t>
+              <w:br/>
+              <w:t>NP-THERM-CFD-R1-001</w:t>
+            </w:r>
+          </w:p>
+        </w:tc>
+        <w:tc>
+          <w:tcPr>
+            <w:tcW w:w="1872" w:type="dxa"/>
+            <w:shd w:val="clear" w:color="auto" w:fill="92D050"/>
+          </w:tcPr>
+          <w:p>
+            <w:r>
+              <w:t>OPEN — path selected; SW01-M04 face-NTC impl. + THERM-1b pending</w:t>
             </w:r>
           </w:p>
         </w:tc>
@@ -6826,6 +6918,60 @@
           </w:p>
         </w:tc>
       </w:tr>
+      <w:tr>
+        <w:tc>
+          <w:tcPr>
+            <w:tcW w:type="dxa" w:w="2412"/>
+          </w:tcPr>
+          <w:p>
+            <w:r>
+              <w:rPr>
+                <w:sz w:val="20"/>
+              </w:rPr>
+              <w:t>Rev C</w:t>
+            </w:r>
+          </w:p>
+        </w:tc>
+        <w:tc>
+          <w:tcPr>
+            <w:tcW w:type="dxa" w:w="2412"/>
+          </w:tcPr>
+          <w:p>
+            <w:r>
+              <w:rPr>
+                <w:sz w:val="20"/>
+              </w:rPr>
+              <w:t>2026-07-22</w:t>
+            </w:r>
+          </w:p>
+        </w:tc>
+        <w:tc>
+          <w:tcPr>
+            <w:tcW w:type="dxa" w:w="2412"/>
+          </w:tcPr>
+          <w:p>
+            <w:r>
+              <w:rPr>
+                <w:sz w:val="20"/>
+              </w:rPr>
+              <w:t>Steve Hickman (CEO, interim Quality authority)</w:t>
+            </w:r>
+          </w:p>
+        </w:tc>
+        <w:tc>
+          <w:tcPr>
+            <w:tcW w:type="dxa" w:w="2412"/>
+          </w:tcPr>
+          <w:p>
+            <w:r>
+              <w:rPr>
+                <w:sz w:val="20"/>
+              </w:rPr>
+              <w:t>RISK-26 added — fan/heatsink airflow loss → scalp-facing surface &gt; 42 °C while junction NTC ≤ 62 °C (FMEA-G07-01, from THERM-1a NP-THERM-CFD-R1-001). Mitigation path SELECTED: Path B1 scalp-facing NTC at PD2 + SR-FAN-03 duty derate (NP-REQ-FANHEALTH-001; accepted into NP-SW-001 §6.2). Status OPEN pending SW01-M04 implementation + THERM-1b verification. Total: 26 risks, 23 MITIGATED, 3 OPEN (RISK-03, RISK-20, RISK-26).</w:t>
+            </w:r>
+          </w:p>
+        </w:tc>
+      </w:tr>
     </w:tbl>
     <w:sectPr>
       <w:headerReference w:type="default" r:id="rId9"/>

--- a/docs/neurone_fpc_zone_module_risks_revA.docx
+++ b/docs/neurone_fpc_zone_module_risks_revA.docx
@@ -1905,6 +1905,7 @@
             <w:tcW w:type="dxa" w:w="1008"/>
             <w:shd w:val="clear" w:color="auto" w:fill="FFD700"/>
             <w:shd w:val="clear" w:color="auto" w:fill="E2EFDA"/>
+            <w:shd w:val="clear" w:color="auto" w:fill="FFF2CC"/>
           </w:tcPr>
           <w:p>
             <w:pPr>
@@ -1921,6 +1922,196 @@
                 <w:b/>
                 <w:color w:val="007000"/>
               </w:rPr>
+            </w:r>
+            <w:r>
+              <w:rPr>
+                <w:b/>
+                <w:color w:val="BF6000"/>
+                <w:sz w:val="18"/>
+              </w:rPr>
+              <w:t>MEDIUM</w:t>
+              <w:br/>
+              <w:t>(NEEDS REVIEW)</w:t>
+            </w:r>
+          </w:p>
+        </w:tc>
+        <w:tc>
+          <w:tcPr>
+            <w:tcW w:type="dxa" w:w="1872"/>
+          </w:tcPr>
+          <w:p>
+            <w:pPr>
+              <w:spacing w:after="0"/>
+            </w:pPr>
+            <w:r>
+              <w:rPr>
+                <w:sz w:val="17"/>
+              </w:rPr>
+              <w:t>Headset shell tooling does not yet enforce 25 mm bend radius at zone module routing path</w:t>
+            </w:r>
+          </w:p>
+        </w:tc>
+        <w:tc>
+          <w:tcPr>
+            <w:tcW w:type="dxa" w:w="2160"/>
+          </w:tcPr>
+          <w:p>
+            <w:pPr>
+              <w:spacing w:after="0"/>
+            </w:pPr>
+            <w:r>
+              <w:rPr>
+                <w:sz w:val="17"/>
+              </w:rPr>
+              <w:t>The FPC routing path from zone slot to Hub PCB connector inside the CFRP shell has not been specified in the shell tooling design. If shell geometry creates a bend &lt;25 mm at any point along this path, the FPC will fatigue at that location.</w:t>
+            </w:r>
+          </w:p>
+        </w:tc>
+        <w:tc>
+          <w:tcPr>
+            <w:tcW w:type="dxa" w:w="2160"/>
+          </w:tcPr>
+          <w:p>
+            <w:pPr>
+              <w:spacing w:after="0"/>
+            </w:pPr>
+            <w:r>
+              <w:rPr>
+                <w:sz w:val="17"/>
+              </w:rPr>
+              <w:t>FPC fatigue crack at shell-imposed bend, causing open circuit in power or signal traces. Failure may occur after 50–200 zone module swaps rather than the specified 1,000.</w:t>
+            </w:r>
+          </w:p>
+        </w:tc>
+        <w:tc>
+          <w:tcPr>
+            <w:tcW w:type="dxa" w:w="2448"/>
+          </w:tcPr>
+          <w:p>
+            <w:pPr>
+              <w:spacing w:after="0"/>
+            </w:pPr>
+            <w:r>
+              <w:rPr>
+                <w:sz w:val="17"/>
+              </w:rPr>
+            </w:r>
+            <w:r>
+              <w:rPr>
+                <w:b w:val="0"/>
+              </w:rPr>
+            </w:r>
+            <w:r>
+              <w:rPr>
+                <w:b w:val="0"/>
+                <w:sz w:val="18"/>
+              </w:rPr>
+              <w:t>NEEDS REVIEW: the cited mitigation (NP-DRV-SHELL-001 Rev A/B — 5 fixed zone-slot FPC routing paths, REQ-BR-01..05) was scoped to the retired position-unique 5-slot zone module architecture, itself superseded by the hex-tile/socket architecture (NP-HEX-ZM-001, 2026-07-15). The ~80-socket interconnect that replaces it is real, unfinished EE work — no document yet specifies per-socket FPC/cable routing, bend radius, or channel geometry for the hex-tile lattice (see MECH-1/MECH-2/SMART-1 residuals in docs/np_hex_zm_001.md §7). The generic bend-radius physics (IPC-2223D basis, ≥25mm dynamic / ≥12.5mm static) remain valid engineering constraints and should carry forward into whatever per-socket interconnect design replaces NP-DRV-SHELL-001; the specific 5-zone routing paths and arc-length table do not.</w:t>
+            </w:r>
+          </w:p>
+        </w:tc>
+        <w:tc>
+          <w:tcPr>
+            <w:tcW w:type="dxa" w:w="1008"/>
+          </w:tcPr>
+          <w:p>
+            <w:pPr>
+              <w:spacing w:after="0"/>
+            </w:pPr>
+            <w:r>
+              <w:rPr>
+                <w:sz w:val="17"/>
+              </w:rPr>
+              <w:t>Mechanical Eng / HW EE</w:t>
+            </w:r>
+          </w:p>
+        </w:tc>
+        <w:tc>
+          <w:tcPr>
+            <w:tcW w:type="dxa" w:w="720"/>
+          </w:tcPr>
+          <w:p>
+            <w:pPr>
+              <w:spacing w:after="0"/>
+            </w:pPr>
+            <w:r>
+              <w:rPr>
+                <w:sz w:val="17"/>
+              </w:rPr>
+              <w:t>§11.2</w:t>
+            </w:r>
+          </w:p>
+        </w:tc>
+        <w:tc>
+          <w:tcPr>
+            <w:tcW w:type="dxa" w:w="864"/>
+            <w:shd w:val="clear" w:color="auto" w:fill="92D050"/>
+            <w:shd w:val="clear" w:color="auto" w:fill="FFE699"/>
+          </w:tcPr>
+          <w:p>
+            <w:pPr>
+              <w:spacing w:after="0"/>
+            </w:pPr>
+            <w:r>
+              <w:rPr>
+                <w:sz w:val="17"/>
+              </w:rPr>
+            </w:r>
+            <w:r>
+              <w:rPr>
+                <w:b/>
+                <w:color w:val="007000"/>
+              </w:rPr>
+            </w:r>
+            <w:r>
+              <w:rPr>
+                <w:b/>
+                <w:color w:val="BF6000"/>
+                <w:sz w:val="18"/>
+              </w:rPr>
+              <w:t>NEEDS REVIEW — mitigation was scoped to the retired 5-slot architecture; hex-tile socket interconnect design (~80 sockets) not yet started</w:t>
+            </w:r>
+          </w:p>
+        </w:tc>
+      </w:tr>
+      <w:tr>
+        <w:tc>
+          <w:tcPr>
+            <w:tcW w:type="dxa" w:w="720"/>
+          </w:tcPr>
+          <w:p>
+            <w:pPr>
+              <w:spacing w:after="0"/>
+            </w:pPr>
+            <w:r>
+              <w:rPr>
+                <w:sz w:val="17"/>
+              </w:rPr>
+              <w:t>RISK-12</w:t>
+            </w:r>
+          </w:p>
+        </w:tc>
+        <w:tc>
+          <w:tcPr>
+            <w:tcW w:type="dxa" w:w="1008"/>
+            <w:shd w:val="clear" w:color="auto" w:fill="FFD700"/>
+            <w:shd w:val="clear" w:color="auto" w:fill="E2EFDA"/>
+          </w:tcPr>
+          <w:p>
+            <w:pPr>
+              <w:spacing w:after="0"/>
+            </w:pPr>
+            <w:r>
+              <w:rPr>
+                <w:b/>
+                <w:sz w:val="17"/>
+              </w:rPr>
+            </w:r>
+            <w:r>
+              <w:rPr>
+                <w:b/>
+                <w:color w:val="007000"/>
+              </w:rPr>
               <w:t>MEDIUM</w:t>
               <w:br/>
               <w:t>(MITIGATED)</w:t>
@@ -1939,7 +2130,7 @@
               <w:rPr>
                 <w:sz w:val="17"/>
               </w:rPr>
-              <w:t>Headset shell tooling does not yet enforce 25 mm bend radius at zone module routing path</w:t>
+              <w:t>Zone module alignment tolerance (±0.5 mm) not yet validated by shell tooling</w:t>
             </w:r>
           </w:p>
         </w:tc>
@@ -1955,7 +2146,7 @@
               <w:rPr>
                 <w:sz w:val="17"/>
               </w:rPr>
-              <w:t>The FPC routing path from zone slot to Hub PCB connector inside the CFRP shell has not been specified in the shell tooling design. If shell geometry creates a bend &lt;25 mm at any point along this path, the FPC will fatigue at that location.</w:t>
+              <w:t>EEG electrode positions (Fp1/2, F3/4, C3/4, P3/4) are defined by the 10-20 system at specific scalp locations. Zone module irradiance patterns must be aligned to these locations within ±0.5 mm for consistent closed-loop EEG–PBM coupling. Shell tooling tolerance for zone slot guides is not yet specified.</w:t>
             </w:r>
           </w:p>
         </w:tc>
@@ -1971,7 +2162,7 @@
               <w:rPr>
                 <w:sz w:val="17"/>
               </w:rPr>
-              <w:t>FPC fatigue crack at shell-imposed bend, causing open circuit in power or signal traces. Failure may occur after 50–200 zone module swaps rather than the specified 1,000.</w:t>
+              <w:t>If zone modules are misaligned by &gt;1 mm, the PBM dose pattern does not correspond to the EEG electrode positions that drive the closed-loop algorithm. The "closed-loop EEG-adaptive PBM" claim is undermined. Worse, irradiance maps from different devices or sessions are not comparable — clinical data is confounded.</w:t>
             </w:r>
           </w:p>
         </w:tc>
@@ -1992,7 +2183,7 @@
               <w:rPr>
                 <w:b w:val="0"/>
               </w:rPr>
-              <w:t>MITIGATED: Shell tooling FPC routing design review document created (NP-DRV-SHELL-001 Rev A). Document specifies 5 routing path requirements (REQ-BR-01 to REQ-BR-05), 7 shell tooling requirements (REQ-ST-01 to REQ-ST-07), 15-item design review checklist (DRC-01 to DRC-15), FPC length and slack requirements for all 5 zones, and sign-off gate before tooling release. FPC spec §11.2 updated with bend radius callouts and reference to NP-DRV-SHELL-001.</w:t>
+              <w:t>MITIGATED: First Article Inspection checklist NP-FAI-ZM-001 Rev A created. FAI-A01 to FAI-A08 (Section 4a) mandate CMM measurement of all 5 zone module positions to ±0.3 mm tolerance (±0.2 mm margin against ±0.5 mm system requirement). FAI-A08 verifies re-insertion repeatability (±0.1 mm). FAI also requires datum features (reference holes/edges) on FPC stiffener (FAI-A07). Zone module alignment is re-verified after 50 connector insertion cycles (FAI-K14). FPC spec §11.4 references NP-FAI-ZM-001 as mandatory pre-production gate.</w:t>
             </w:r>
           </w:p>
         </w:tc>
@@ -2008,7 +2199,7 @@
               <w:rPr>
                 <w:sz w:val="17"/>
               </w:rPr>
-              <w:t>Mechanical Eng / HW EE</w:t>
+              <w:t>Mechanical Eng</w:t>
             </w:r>
           </w:p>
         </w:tc>
@@ -2024,7 +2215,7 @@
               <w:rPr>
                 <w:sz w:val="17"/>
               </w:rPr>
-              <w:t>§11.2</w:t>
+              <w:t>§11.4</w:t>
             </w:r>
           </w:p>
         </w:tc>
@@ -2047,7 +2238,7 @@
                 <w:b/>
                 <w:color w:val="007000"/>
               </w:rPr>
-              <w:t>MITIGATED — NP-DRV-SHELL-001 Rev A created; §11.2 populated; DRC sign-off required before first-cut</w:t>
+              <w:t>MITIGATED — NP-FAI-ZM-001 Rev A created; CMM alignment check (FAI-A01–A08) required before production release</w:t>
             </w:r>
           </w:p>
         </w:tc>
@@ -2065,7 +2256,7 @@
               <w:rPr>
                 <w:sz w:val="17"/>
               </w:rPr>
-              <w:t>RISK-12</w:t>
+              <w:t>RISK-13</w:t>
             </w:r>
           </w:p>
         </w:tc>
@@ -2108,7 +2299,7 @@
               <w:rPr>
                 <w:sz w:val="17"/>
               </w:rPr>
-              <w:t>Zone module alignment tolerance (±0.5 mm) not yet validated by shell tooling</w:t>
+              <w:t>LED PWM carrier frequency not yet specified — risk of EEG band contamination</w:t>
             </w:r>
           </w:p>
         </w:tc>
@@ -2124,7 +2315,7 @@
               <w:rPr>
                 <w:sz w:val="17"/>
               </w:rPr>
-              <w:t>EEG electrode positions (Fp1/2, F3/4, C3/4, P3/4) are defined by the 10-20 system at specific scalp locations. Zone module irradiance patterns must be aligned to these locations within ±0.5 mm for consistent closed-loop EEG–PBM coupling. Shell tooling tolerance for zone slot guides is not yet specified.</w:t>
+              <w:t>LED PWM switching at any frequency within 0.5–100 Hz will directly contaminate EEG signals. The 40 Hz gamma entrainment protocol makes this especially dangerous: if LED PWM carrier = 40 Hz (or 80, 120 Hz harmonics), the LED switching artifact is indistinguishable from the genuine gamma EEG response being measured.</w:t>
             </w:r>
           </w:p>
         </w:tc>
@@ -2140,7 +2331,7 @@
               <w:rPr>
                 <w:sz w:val="17"/>
               </w:rPr>
-              <w:t>If zone modules are misaligned by &gt;1 mm, the PBM dose pattern does not correspond to the EEG electrode positions that drive the closed-loop algorithm. The "closed-loop EEG-adaptive PBM" claim is undermined. Worse, irradiance maps from different devices or sessions are not comparable — clinical data is confounded.</w:t>
+              <w:t>EEG signals are contaminated by LED switching artifacts. Closed-loop adaptation responds to artifact, not to genuine brainwave activity. The closed-loop system may increase stimulation intensity in response to its own artifact — a positive feedback loop. Entire closed-loop differentiation claim fails.</w:t>
             </w:r>
           </w:p>
         </w:tc>
@@ -2161,7 +2352,7 @@
               <w:rPr>
                 <w:b w:val="0"/>
               </w:rPr>
-              <w:t>MITIGATED: First Article Inspection checklist NP-FAI-ZM-001 Rev A created. FAI-A01 to FAI-A08 (Section 4a) mandate CMM measurement of all 5 zone module positions to ±0.3 mm tolerance (±0.2 mm margin against ±0.5 mm system requirement). FAI-A08 verifies re-insertion repeatability (±0.1 mm). FAI also requires datum features (reference holes/edges) on FPC stiffener (FAI-A07). Zone module alignment is re-verified after 50 connector insertion cycles (FAI-K14). FPC spec §11.4 references NP-FAI-ZM-001 as mandatory pre-production gate.</w:t>
+              <w:t>MITIGATED: Engineering coordination checklist NP-COORD-001 Rev A created. Item G1-03 mandates a signed Engineering Decision Record (EDR) between HW EE and Firmware Lead agreeing the carrier frequency (≥1 kHz confirmed); EDR must verify all harmonics up to Nyquist (250 Hz) do not coincide with any therapy or EEG band frequency. Item G1-04 mandates firmware implementation of 50 µs EEG blanking window on each LED switching edge, synchronized to PWM timer. Items G2-07 and G3-04 lock the agreed values as Safety MCU constants and require oscilloscope validation on first prototype. FPC spec §4.4 and §10.3 already reference minimum 1 kHz carrier and 50 µs blanking.</w:t>
             </w:r>
           </w:p>
         </w:tc>
@@ -2177,7 +2368,7 @@
               <w:rPr>
                 <w:sz w:val="17"/>
               </w:rPr>
-              <w:t>Mechanical Eng</w:t>
+              <w:t>HW EE / Firmware Lead</w:t>
             </w:r>
           </w:p>
         </w:tc>
@@ -2193,7 +2384,7 @@
               <w:rPr>
                 <w:sz w:val="17"/>
               </w:rPr>
-              <w:t>§11.4</w:t>
+              <w:t>§4.4, §10.3</w:t>
             </w:r>
           </w:p>
         </w:tc>
@@ -2216,7 +2407,7 @@
                 <w:b/>
                 <w:color w:val="007000"/>
               </w:rPr>
-              <w:t>MITIGATED — NP-FAI-ZM-001 Rev A created; CMM alignment check (FAI-A01–A08) required before production release</w:t>
+              <w:t>MITIGATED — NP-COORD-001 G1-03/G1-04/G2-07/G3-04 close this risk; EDR and firmware implementation required</w:t>
             </w:r>
           </w:p>
         </w:tc>
@@ -2234,7 +2425,7 @@
               <w:rPr>
                 <w:sz w:val="17"/>
               </w:rPr>
-              <w:t>RISK-13</w:t>
+              <w:t>RISK-14</w:t>
             </w:r>
           </w:p>
         </w:tc>
@@ -2258,8 +2449,9 @@
               <w:rPr>
                 <w:b/>
                 <w:color w:val="007000"/>
-              </w:rPr>
-              <w:t>MEDIUM</w:t>
+                <w:sz w:val="16"/>
+              </w:rPr>
+              <w:t>HIGH</w:t>
               <w:br/>
               <w:t>(MITIGATED)</w:t>
             </w:r>
@@ -2277,7 +2469,7 @@
               <w:rPr>
                 <w:sz w:val="17"/>
               </w:rPr>
-              <w:t>LED PWM carrier frequency not yet specified — risk of EEG band contamination</w:t>
+              <w:t>Single photodiode cannot independently distinguish LED aging from PDMS fouling</w:t>
             </w:r>
           </w:p>
         </w:tc>
@@ -2293,7 +2485,7 @@
               <w:rPr>
                 <w:sz w:val="17"/>
               </w:rPr>
-              <w:t>LED PWM switching at any frequency within 0.5–100 Hz will directly contaminate EEG signals. The 40 Hz gamma entrainment protocol makes this especially dangerous: if LED PWM carrier = 40 Hz (or 80, 120 Hz harmonics), the LED switching artifact is indistinguishable from the genuine gamma EEG response being measured.</w:t>
+              <w:t>A single reference photodiode behind the PDMS window measures a combined signal: LED_output × PDMS_transmission. If this composite signal drops, the cause could be LED aging (slow), PDMS fouling (potentially rapid), or both. A single measurement cannot separate the two effects.</w:t>
             </w:r>
           </w:p>
         </w:tc>
@@ -2309,7 +2501,7 @@
               <w:rPr>
                 <w:sz w:val="17"/>
               </w:rPr>
-              <w:t>EEG signals are contaminated by LED switching artifacts. Closed-loop adaptation responds to artifact, not to genuine brainwave activity. The closed-loop system may increase stimulation intensity in response to its own artifact — a positive feedback loop. Entire closed-loop differentiation claim fails.</w:t>
+              <w:t>If PDMS fouling is misclassified as LED aging, the user is not prompted to clean the window. Actual delivered dose falls below the metered value (the dose meter reads LED output, not transmitted dose). The J/cm² metering accuracy guarantee fails silently.</w:t>
             </w:r>
           </w:p>
         </w:tc>
@@ -2329,8 +2521,9 @@
             <w:r>
               <w:rPr>
                 <w:b w:val="0"/>
-              </w:rPr>
-              <w:t>MITIGATED: Engineering coordination checklist NP-COORD-001 Rev A created. Item G1-03 mandates a signed Engineering Decision Record (EDR) between HW EE and Firmware Lead agreeing the carrier frequency (≥1 kHz confirmed); EDR must verify all harmonics up to Nyquist (250 Hz) do not coincide with any therapy or EEG band frequency. Item G1-04 mandates firmware implementation of 50 µs EEG blanking window on each LED switching edge, synchronized to PWM timer. Items G2-07 and G3-04 lock the agreed values as Safety MCU constants and require oscilloscope validation on first prototype. FPC spec §4.4 and §10.3 already reference minimum 1 kHz carrier and 50 µs blanking.</w:t>
+                <w:sz w:val="16"/>
+              </w:rPr>
+              <w:t>Option B selected: second PD (PD2) on scalp-facing PDMS surface. PD1/PD2 ratio isolates fouling from LED aging. Pin 19 assigned PD2_CATHODE. §8.4 added to NP-HW-FPC-001. BOM +$0.75–1.50/headset. T1/T2 shared mold.</w:t>
             </w:r>
           </w:p>
         </w:tc>
@@ -2346,7 +2539,7 @@
               <w:rPr>
                 <w:sz w:val="17"/>
               </w:rPr>
-              <w:t>HW EE / Firmware Lead</w:t>
+              <w:t>Firmware / Systems Eng</w:t>
             </w:r>
           </w:p>
         </w:tc>
@@ -2362,7 +2555,7 @@
               <w:rPr>
                 <w:sz w:val="17"/>
               </w:rPr>
-              <w:t>§4.4, §10.3</w:t>
+              <w:t>§8.3</w:t>
             </w:r>
           </w:p>
         </w:tc>
@@ -2384,8 +2577,9 @@
               <w:rPr>
                 <w:b/>
                 <w:color w:val="007000"/>
-              </w:rPr>
-              <w:t>MITIGATED — NP-COORD-001 G1-03/G1-04/G2-07/G3-04 close this risk; EDR and firmware implementation required</w:t>
+                <w:sz w:val="16"/>
+              </w:rPr>
+              <w:t>MITIGATED — NP-HW-FPC-001 §8.4; NP-TOOL-ZM-001 F-04</w:t>
             </w:r>
           </w:p>
         </w:tc>
@@ -2403,7 +2597,401 @@
               <w:rPr>
                 <w:sz w:val="17"/>
               </w:rPr>
-              <w:t>RISK-14</w:t>
+              <w:t>RISK-15</w:t>
+            </w:r>
+          </w:p>
+        </w:tc>
+        <w:tc>
+          <w:tcPr>
+            <w:tcW w:type="dxa" w:w="1008"/>
+            <w:shd w:val="clear" w:color="auto" w:fill="CCFFCC"/>
+            <w:shd w:val="clear" w:color="auto" w:fill="E2EFDA"/>
+          </w:tcPr>
+          <w:p>
+            <w:pPr>
+              <w:spacing w:after="0"/>
+            </w:pPr>
+            <w:r>
+              <w:rPr>
+                <w:b/>
+                <w:sz w:val="17"/>
+              </w:rPr>
+            </w:r>
+            <w:r>
+              <w:rPr>
+                <w:b/>
+                <w:color w:val="007000"/>
+                <w:sz w:val="18"/>
+              </w:rPr>
+              <w:t>LOW</w:t>
+              <w:br/>
+              <w:t>(MITIGATED)</w:t>
+            </w:r>
+          </w:p>
+        </w:tc>
+        <w:tc>
+          <w:tcPr>
+            <w:tcW w:type="dxa" w:w="1872"/>
+          </w:tcPr>
+          <w:p>
+            <w:pPr>
+              <w:spacing w:after="0"/>
+            </w:pPr>
+            <w:r>
+              <w:rPr>
+                <w:sz w:val="17"/>
+              </w:rPr>
+            </w:r>
+            <w:r>
+              <w:rPr>
+                <w:b w:val="0"/>
+                <w:sz w:val="18"/>
+              </w:rPr>
+              <w:t>Zone keying risk structurally eliminated by the hex-tile/socket architecture (NP-HEX-ZM-001)</w:t>
+            </w:r>
+          </w:p>
+        </w:tc>
+        <w:tc>
+          <w:tcPr>
+            <w:tcW w:type="dxa" w:w="2160"/>
+          </w:tcPr>
+          <w:p>
+            <w:pPr>
+              <w:spacing w:after="0"/>
+            </w:pPr>
+            <w:r>
+              <w:rPr>
+                <w:sz w:val="17"/>
+              </w:rPr>
+            </w:r>
+            <w:r>
+              <w:rPr>
+                <w:b w:val="0"/>
+                <w:sz w:val="18"/>
+              </w:rPr>
+              <w:t>SUPERSEDED ROOT CAUSE (was: color-coded zone modules, each valid in exactly one of 5 fixed slots — a wrong-slot insertion was possible and needed color-independent keying). Under NP-HEX-ZM-001, all modules are type-agnostic hex tiles — "any type (T1-A/B/C) inserts into any socket — same size, same mount, orientation-only key (no type keying)" (docs/np_hex_zm_001.md §4a). There is no zone-specific module and no wrong slot to insert one into: the fixed color-per-zone identity this risk assumed does not exist.</w:t>
+            </w:r>
+          </w:p>
+        </w:tc>
+        <w:tc>
+          <w:tcPr>
+            <w:tcW w:type="dxa" w:w="2160"/>
+          </w:tcPr>
+          <w:p>
+            <w:pPr>
+              <w:spacing w:after="0"/>
+            </w:pPr>
+            <w:r>
+              <w:rPr>
+                <w:sz w:val="17"/>
+              </w:rPr>
+            </w:r>
+            <w:r>
+              <w:rPr>
+                <w:b w:val="0"/>
+                <w:sz w:val="18"/>
+              </w:rPr>
+              <w:t>N/A — eliminated by design. The residual hazard (if any) is orientation, not zone identity: a module inserted backwards. This is prevented purely mechanically (the universal asymmetric orientation key), independent of vision, for every user including blind users, with no firmware, reading, or user attention required.</w:t>
+            </w:r>
+          </w:p>
+        </w:tc>
+        <w:tc>
+          <w:tcPr>
+            <w:tcW w:type="dxa" w:w="2448"/>
+          </w:tcPr>
+          <w:p>
+            <w:pPr>
+              <w:spacing w:after="0"/>
+            </w:pPr>
+            <w:r>
+              <w:rPr>
+                <w:sz w:val="17"/>
+              </w:rPr>
+            </w:r>
+            <w:r>
+              <w:rPr>
+                <w:b w:val="0"/>
+                <w:sz w:val="18"/>
+              </w:rPr>
+            </w:r>
+            <w:r>
+              <w:rPr>
+                <w:b w:val="0"/>
+                <w:sz w:val="18"/>
+              </w:rPr>
+              <w:t>MITIGATED BY ELIMINATION: the universal orientation-only mechanical key (docs/np_hex_zm_001.md §4a) is passive and blind-safe by construction — it requires no firmware, no reading, no color vision, and no zone-specific tooling. Module TYPE correctness (not zone identity) is separately checked in software: np_module_map_check_placement() verifies the live UID-reported inventory against each protocol's required module map and guides the user to fix any mismatch via the app (docs/np_hex_zm_001.md §4a, "Protocol ↔ module-map matching"). RETIRED (do not carry forward): the 5-layer keying system (mechanical zone-differentiating key + ZONE_ID pin-18 resistor ladder + per-zone braille/tactile markers + bone-conduction zone-name announcement) — all five layers existed only to solve wrong-slot insertion, which no longer exists as a hazard. The bone-conduction announcement firmware (NP-FW-ZA-001, tracked by NP-COORD-001 G2-10) is real shipped firmware built on the retired ZONE_ID mechanism and needs porting to UID-based detection, not new keying hardware — see docs/np_fw_za_001.md.</w:t>
+            </w:r>
+          </w:p>
+        </w:tc>
+        <w:tc>
+          <w:tcPr>
+            <w:tcW w:type="dxa" w:w="1008"/>
+          </w:tcPr>
+          <w:p>
+            <w:pPr>
+              <w:spacing w:after="0"/>
+            </w:pPr>
+            <w:r>
+              <w:rPr>
+                <w:sz w:val="17"/>
+              </w:rPr>
+              <w:t>Mechanical Eng / UX</w:t>
+            </w:r>
+          </w:p>
+        </w:tc>
+        <w:tc>
+          <w:tcPr>
+            <w:tcW w:type="dxa" w:w="720"/>
+          </w:tcPr>
+          <w:p>
+            <w:pPr>
+              <w:spacing w:after="0"/>
+            </w:pPr>
+            <w:r>
+              <w:rPr>
+                <w:sz w:val="17"/>
+              </w:rPr>
+              <w:t>§11.4</w:t>
+            </w:r>
+          </w:p>
+        </w:tc>
+        <w:tc>
+          <w:tcPr>
+            <w:tcW w:type="dxa" w:w="864"/>
+            <w:shd w:val="clear" w:color="auto" w:fill="92D050"/>
+            <w:shd w:val="clear" w:color="auto" w:fill="92D050"/>
+          </w:tcPr>
+          <w:p>
+            <w:pPr>
+              <w:spacing w:after="0"/>
+            </w:pPr>
+            <w:r>
+              <w:rPr>
+                <w:sz w:val="17"/>
+              </w:rPr>
+            </w:r>
+            <w:r>
+              <w:rPr>
+                <w:b/>
+                <w:color w:val="007000"/>
+                <w:sz w:val="18"/>
+              </w:rPr>
+            </w:r>
+            <w:r>
+              <w:rPr>
+                <w:b/>
+                <w:color w:val="007000"/>
+                <w:sz w:val="18"/>
+              </w:rPr>
+              <w:t>MITIGATED — risk eliminated by the hex-tile/socket architecture (NP-HEX-ZM-001); orientation key + software placement-check replace the retired 5-layer zone keying system. NP-FW-ZA-001 firmware port to UID-based detection tracked separately.</w:t>
+            </w:r>
+          </w:p>
+        </w:tc>
+      </w:tr>
+      <w:tr>
+        <w:tc>
+          <w:tcPr>
+            <w:tcW w:type="dxa" w:w="720"/>
+          </w:tcPr>
+          <w:p>
+            <w:pPr>
+              <w:spacing w:after="0"/>
+            </w:pPr>
+            <w:r>
+              <w:rPr>
+                <w:sz w:val="17"/>
+              </w:rPr>
+              <w:t>RISK-16</w:t>
+            </w:r>
+          </w:p>
+        </w:tc>
+        <w:tc>
+          <w:tcPr>
+            <w:tcW w:type="dxa" w:w="1008"/>
+            <w:shd w:val="clear" w:color="auto" w:fill="CCFFCC"/>
+            <w:shd w:val="clear" w:color="auto" w:fill="E2EFDA"/>
+          </w:tcPr>
+          <w:p>
+            <w:pPr>
+              <w:spacing w:after="0"/>
+            </w:pPr>
+            <w:r>
+              <w:rPr>
+                <w:b/>
+                <w:sz w:val="17"/>
+              </w:rPr>
+            </w:r>
+            <w:r>
+              <w:rPr>
+                <w:b/>
+                <w:color w:val="007000"/>
+                <w:sz w:val="18"/>
+              </w:rPr>
+              <w:t>LOW</w:t>
+              <w:br/>
+              <w:t>(MITIGATED)</w:t>
+            </w:r>
+          </w:p>
+        </w:tc>
+        <w:tc>
+          <w:tcPr>
+            <w:tcW w:type="dxa" w:w="1872"/>
+          </w:tcPr>
+          <w:p>
+            <w:pPr>
+              <w:spacing w:after="0"/>
+            </w:pPr>
+            <w:r>
+              <w:rPr>
+                <w:sz w:val="17"/>
+              </w:rPr>
+              <w:t>IPX4 compliance after user field replacement is unvalidated</w:t>
+            </w:r>
+          </w:p>
+        </w:tc>
+        <w:tc>
+          <w:tcPr>
+            <w:tcW w:type="dxa" w:w="2160"/>
+          </w:tcPr>
+          <w:p>
+            <w:pPr>
+              <w:spacing w:after="0"/>
+            </w:pPr>
+            <w:r>
+              <w:rPr>
+                <w:sz w:val="17"/>
+              </w:rPr>
+            </w:r>
+            <w:r>
+              <w:rPr>
+                <w:b w:val="0"/>
+                <w:sz w:val="18"/>
+              </w:rPr>
+              <w:t>IPX4 compliance depends on the integrity of the hex-tile module edge seal (silicone RTV bead at PDMS-to-shell interface). After a user removes and reinstalls a hex-tile module in the field, the original factory seal is broken. The re-sealing procedure has not been designed or documented.</w:t>
+            </w:r>
+          </w:p>
+        </w:tc>
+        <w:tc>
+          <w:tcPr>
+            <w:tcW w:type="dxa" w:w="2160"/>
+          </w:tcPr>
+          <w:p>
+            <w:pPr>
+              <w:spacing w:after="0"/>
+            </w:pPr>
+            <w:r>
+              <w:rPr>
+                <w:sz w:val="17"/>
+              </w:rPr>
+            </w:r>
+            <w:r>
+              <w:rPr>
+                <w:b w:val="0"/>
+                <w:sz w:val="18"/>
+              </w:rPr>
+              <w:t>After first user hex-tile module swap, IPX4 compliance is lost. Water ingress during use (sweat, rain, accidental splash) reaches Hub PCB and connector. Corrosion or electrical short. "Workout-safe" marketing claim cannot be maintained after field replacement.</w:t>
+            </w:r>
+          </w:p>
+        </w:tc>
+        <w:tc>
+          <w:tcPr>
+            <w:tcW w:type="dxa" w:w="2448"/>
+          </w:tcPr>
+          <w:p>
+            <w:pPr>
+              <w:spacing w:after="0"/>
+            </w:pPr>
+            <w:r>
+              <w:rPr>
+                <w:sz w:val="17"/>
+              </w:rPr>
+            </w:r>
+            <w:r>
+              <w:rPr>
+                <w:b w:val="0"/>
+                <w:sz w:val="18"/>
+              </w:rPr>
+            </w:r>
+            <w:r>
+              <w:rPr>
+                <w:b w:val="0"/>
+                <w:sz w:val="18"/>
+              </w:rPr>
+              <w:t>MITIGATED — Option A selected: self-sealing compression gasket. Co-molded Shore 40–50A silicone lip seal on hex-tile module perimeter; 20% compression (0.4 mm deflection) against shell slot rim on every insertion. No user action, no RTV syringe, no procedure. IPX4 maintained through all field replacements. Gasket spec added to FPC spec §12. IPX4 re-test after 10 swap cycles required (NP-FAI-ZM-001 §4c).</w:t>
+            </w:r>
+          </w:p>
+        </w:tc>
+        <w:tc>
+          <w:tcPr>
+            <w:tcW w:type="dxa" w:w="1008"/>
+          </w:tcPr>
+          <w:p>
+            <w:pPr>
+              <w:spacing w:after="0"/>
+            </w:pPr>
+            <w:r>
+              <w:rPr>
+                <w:sz w:val="17"/>
+              </w:rPr>
+              <w:t>Mechanical Eng / UX</w:t>
+            </w:r>
+          </w:p>
+        </w:tc>
+        <w:tc>
+          <w:tcPr>
+            <w:tcW w:type="dxa" w:w="720"/>
+          </w:tcPr>
+          <w:p>
+            <w:pPr>
+              <w:spacing w:after="0"/>
+            </w:pPr>
+            <w:r>
+              <w:rPr>
+                <w:sz w:val="17"/>
+              </w:rPr>
+              <w:t>§12</w:t>
+            </w:r>
+          </w:p>
+        </w:tc>
+        <w:tc>
+          <w:tcPr>
+            <w:tcW w:type="dxa" w:w="864"/>
+            <w:shd w:val="clear" w:color="auto" w:fill="92D050"/>
+          </w:tcPr>
+          <w:p>
+            <w:pPr>
+              <w:spacing w:after="0"/>
+            </w:pPr>
+            <w:r>
+              <w:rPr>
+                <w:sz w:val="17"/>
+              </w:rPr>
+            </w:r>
+            <w:r>
+              <w:rPr>
+                <w:b/>
+                <w:color w:val="007000"/>
+                <w:sz w:val="18"/>
+              </w:rPr>
+              <w:t>MITIGATED — Option A gasket spec in §12; IPX4 field-replacement test in NP-FAI-ZM-001 FAI-IPX-01 to FAI-IPX-04</w:t>
+            </w:r>
+          </w:p>
+        </w:tc>
+      </w:tr>
+      <w:tr>
+        <w:tc>
+          <w:tcPr>
+            <w:tcW w:type="dxa" w:w="720"/>
+          </w:tcPr>
+          <w:p>
+            <w:pPr>
+              <w:spacing w:after="0"/>
+            </w:pPr>
+            <w:r>
+              <w:rPr>
+                <w:sz w:val="17"/>
+              </w:rPr>
+              <w:t>RISK-17</w:t>
             </w:r>
           </w:p>
         </w:tc>
@@ -2412,6 +3000,7 @@
             <w:tcW w:type="dxa" w:w="1008"/>
             <w:shd w:val="clear" w:color="auto" w:fill="FFD700"/>
             <w:shd w:val="clear" w:color="auto" w:fill="E2EFDA"/>
+            <w:shd w:val="clear" w:color="auto" w:fill="FFF2CC"/>
           </w:tcPr>
           <w:p>
             <w:pPr>
@@ -2427,11 +3016,18 @@
               <w:rPr>
                 <w:b/>
                 <w:color w:val="007000"/>
-                <w:sz w:val="16"/>
-              </w:rPr>
-              <w:t>HIGH</w:t>
+                <w:sz w:val="18"/>
+              </w:rPr>
+            </w:r>
+            <w:r>
+              <w:rPr>
+                <w:b/>
+                <w:color w:val="BF6000"/>
+                <w:sz w:val="18"/>
+              </w:rPr>
+              <w:t>MEDIUM</w:t>
               <w:br/>
-              <w:t>(MITIGATED)</w:t>
+              <w:t>(NEEDS REVIEW)</w:t>
             </w:r>
           </w:p>
         </w:tc>
@@ -2447,7 +3043,7 @@
               <w:rPr>
                 <w:sz w:val="17"/>
               </w:rPr>
-              <w:t>Single photodiode cannot independently distinguish LED aging from PDMS fouling</w:t>
+              <w:t>FPC routing path inside shell not coordinated with shell tooling spec</w:t>
             </w:r>
           </w:p>
         </w:tc>
@@ -2463,7 +3059,7 @@
               <w:rPr>
                 <w:sz w:val="17"/>
               </w:rPr>
-              <w:t>A single reference photodiode behind the PDMS window measures a combined signal: LED_output × PDMS_transmission. If this composite signal drops, the cause could be LED aging (slow), PDMS fouling (potentially rapid), or both. A single measurement cannot separate the two effects.</w:t>
+              <w:t>The FPC transitions from the zone slot (outer CFRP shell surface) to the Hub PCB connector (inside the hub) through an unspecified routing path inside the headset. This path must accommodate five FPC tails from five zone modules simultaneously without violating the 25 mm bend radius requirement, creating excessive bundle thickness, or interfering with EEG cable routing.</w:t>
             </w:r>
           </w:p>
         </w:tc>
@@ -2479,7 +3075,7 @@
               <w:rPr>
                 <w:sz w:val="17"/>
               </w:rPr>
-              <w:t>If PDMS fouling is misclassified as LED aging, the user is not prompted to clean the window. Actual delivered dose falls below the metered value (the dose meter reads LED output, not transmitted dose). The J/cm² metering accuracy guarantee fails silently.</w:t>
+              <w:t>Without a defined routing path: (1) shell tooling is cut without provisions for FPC routing — retrofit is impossible after first cut; (2) FPC tails may be routed at bend radii below 25 mm in assembled production units; (3) FPC tails from multiple zones may chafe against each other or against EEG electrode cables.</w:t>
             </w:r>
           </w:p>
         </w:tc>
@@ -2499,9 +3095,15 @@
             <w:r>
               <w:rPr>
                 <w:b w:val="0"/>
-                <w:sz w:val="16"/>
-              </w:rPr>
-              <w:t>Option B selected: second PD (PD2) on scalp-facing PDMS surface. PD1/PD2 ratio isolates fouling from LED aging. Pin 19 assigned PD2_CATHODE. §8.4 added to NP-HW-FPC-001. BOM +$0.75–1.50/headset. T1/T2 shared mold.</w:t>
+                <w:sz w:val="18"/>
+              </w:rPr>
+            </w:r>
+            <w:r>
+              <w:rPr>
+                <w:b w:val="0"/>
+                <w:sz w:val="18"/>
+              </w:rPr>
+              <w:t>NEEDS REVIEW: the cited mitigation (NP-DRV-SHELL-001 §2.3 — multi-FPC bundle management and inter-FPC separation across 5 adjacent zone-slot tails) was scoped to the retired 5-zone-slot routing architecture, superseded by the hex-tile/socket architecture (NP-HEX-ZM-001, 2026-07-15). At ~80 sockets the adjacent-tail crosstalk/bend-radius analysis needs to be redone against whatever per-socket interconnect design replaces the 5 discrete zone-slot FPC tails — that design does not exist yet (see MECH-1/MECH-2/SMART-1 in docs/np_hex_zm_001.md §7). Not carried forward without re-derivation: the specific inter-FPC separation distances and pairwise DRC checks, which were sized for 5 large tails, not ~80 small ones.</w:t>
             </w:r>
           </w:p>
         </w:tc>
@@ -2517,7 +3119,7 @@
               <w:rPr>
                 <w:sz w:val="17"/>
               </w:rPr>
-              <w:t>Firmware / Systems Eng</w:t>
+              <w:t>Mechanical Eng / HW EE</w:t>
             </w:r>
           </w:p>
         </w:tc>
@@ -2533,7 +3135,7 @@
               <w:rPr>
                 <w:sz w:val="17"/>
               </w:rPr>
-              <w:t>§8.3</w:t>
+              <w:t>§11.2</w:t>
             </w:r>
           </w:p>
         </w:tc>
@@ -2541,6 +3143,7 @@
           <w:tcPr>
             <w:tcW w:type="dxa" w:w="864"/>
             <w:shd w:val="clear" w:color="auto" w:fill="92D050"/>
+            <w:shd w:val="clear" w:color="auto" w:fill="FFE699"/>
           </w:tcPr>
           <w:p>
             <w:pPr>
@@ -2555,525 +3158,16 @@
               <w:rPr>
                 <w:b/>
                 <w:color w:val="007000"/>
-                <w:sz w:val="16"/>
-              </w:rPr>
-              <w:t>MITIGATED — NP-HW-FPC-001 §8.4; NP-TOOL-ZM-001 F-04</w:t>
-            </w:r>
-          </w:p>
-        </w:tc>
-      </w:tr>
-      <w:tr>
-        <w:tc>
-          <w:tcPr>
-            <w:tcW w:type="dxa" w:w="720"/>
-          </w:tcPr>
-          <w:p>
-            <w:pPr>
-              <w:spacing w:after="0"/>
-            </w:pPr>
-            <w:r>
-              <w:rPr>
-                <w:sz w:val="17"/>
-              </w:rPr>
-              <w:t>RISK-15</w:t>
-            </w:r>
-          </w:p>
-        </w:tc>
-        <w:tc>
-          <w:tcPr>
-            <w:tcW w:type="dxa" w:w="1008"/>
-            <w:shd w:val="clear" w:color="auto" w:fill="CCFFCC"/>
-            <w:shd w:val="clear" w:color="auto" w:fill="E2EFDA"/>
-          </w:tcPr>
-          <w:p>
-            <w:pPr>
-              <w:spacing w:after="0"/>
-            </w:pPr>
+                <w:sz w:val="18"/>
+              </w:rPr>
+            </w:r>
             <w:r>
               <w:rPr>
                 <w:b/>
-                <w:sz w:val="17"/>
-              </w:rPr>
-            </w:r>
-            <w:r>
-              <w:rPr>
-                <w:b/>
-                <w:color w:val="007000"/>
+                <w:color w:val="BF6000"/>
                 <w:sz w:val="18"/>
               </w:rPr>
-              <w:t>LOW</w:t>
-              <w:br/>
-              <w:t>(MITIGATED)</w:t>
-            </w:r>
-          </w:p>
-        </w:tc>
-        <w:tc>
-          <w:tcPr>
-            <w:tcW w:type="dxa" w:w="1872"/>
-          </w:tcPr>
-          <w:p>
-            <w:pPr>
-              <w:spacing w:after="0"/>
-            </w:pPr>
-            <w:r>
-              <w:rPr>
-                <w:sz w:val="17"/>
-              </w:rPr>
-              <w:t>Color-only zone keying is inaccessible to color-vision-deficient users</w:t>
-            </w:r>
-          </w:p>
-        </w:tc>
-        <w:tc>
-          <w:tcPr>
-            <w:tcW w:type="dxa" w:w="2160"/>
-          </w:tcPr>
-          <w:p>
-            <w:pPr>
-              <w:spacing w:after="0"/>
-            </w:pPr>
-            <w:r>
-              <w:rPr>
-                <w:sz w:val="17"/>
-              </w:rPr>
-              <w:t>Zone modules are color-coded (White, Green, Blue, Orange, Red per §2.1). Approximately 8% of males and 0.5% of females have color vision deficiency. Green/Red and Blue/Green are common confusion pairs.</w:t>
-            </w:r>
-          </w:p>
-        </w:tc>
-        <w:tc>
-          <w:tcPr>
-            <w:tcW w:type="dxa" w:w="2160"/>
-          </w:tcPr>
-          <w:p>
-            <w:pPr>
-              <w:spacing w:after="0"/>
-            </w:pPr>
-            <w:r>
-              <w:rPr>
-                <w:sz w:val="17"/>
-              </w:rPr>
-              <w:t>User installs wrong zone module in wrong slot. Zone module designed for Frontal Left (ZM-02, Green) is installed in Parietal Right slot (ZM-05, Red). Consequences: PBM dose applied to wrong scalp region; closed-loop EEG–PBM correspondence broken; if zone IDs are tracked in SHDR, session data is incorrectly labelled.</w:t>
-            </w:r>
-          </w:p>
-        </w:tc>
-        <w:tc>
-          <w:tcPr>
-            <w:tcW w:type="dxa" w:w="2448"/>
-          </w:tcPr>
-          <w:p>
-            <w:pPr>
-              <w:spacing w:after="0"/>
-            </w:pPr>
-            <w:r>
-              <w:rPr>
-                <w:sz w:val="17"/>
-              </w:rPr>
-            </w:r>
-            <w:r>
-              <w:rPr>
-                <w:b w:val="0"/>
-                <w:sz w:val="18"/>
-              </w:rPr>
-              <w:t>MITIGATED: Five-layer keying system — accessible to sighted, color-vision-deficient, AND blind users. Layer 1 (blind-safe): Unique asymmetric mechanical key per zone — physically impossible to mis-insert regardless of vision. Layer 2: ZONE_ID resistor on pin 18 (SPARE_1) — Hub MCU reads zone identity at session start; ENABLE blocked if wrong module detected. Layer 3: Braille abbreviation + raised numeral molded into module face — zero BOM cost if specified before tooling. Layer 4: Raised tactile dot pattern (N dots = zone N) molded into shell adjacent to slot — zero BOM cost if specified before tooling. Layer 5: Bone conduction audio confirmation — spoken zone name on correct insert; spoken alert on wrong insert; uses existing BOM transducer. Total BOM delta: +$0.03/zone module (ZONE_ID resistor only). All other layers are zero-cost if specified before tooling cut. See FPC spec §11.4 for full requirements.</w:t>
-            </w:r>
-          </w:p>
-        </w:tc>
-        <w:tc>
-          <w:tcPr>
-            <w:tcW w:type="dxa" w:w="1008"/>
-          </w:tcPr>
-          <w:p>
-            <w:pPr>
-              <w:spacing w:after="0"/>
-            </w:pPr>
-            <w:r>
-              <w:rPr>
-                <w:sz w:val="17"/>
-              </w:rPr>
-              <w:t>Mechanical Eng / UX</w:t>
-            </w:r>
-          </w:p>
-        </w:tc>
-        <w:tc>
-          <w:tcPr>
-            <w:tcW w:type="dxa" w:w="720"/>
-          </w:tcPr>
-          <w:p>
-            <w:pPr>
-              <w:spacing w:after="0"/>
-            </w:pPr>
-            <w:r>
-              <w:rPr>
-                <w:sz w:val="17"/>
-              </w:rPr>
-              <w:t>§11.4</w:t>
-            </w:r>
-          </w:p>
-        </w:tc>
-        <w:tc>
-          <w:tcPr>
-            <w:tcW w:type="dxa" w:w="864"/>
-            <w:shd w:val="clear" w:color="auto" w:fill="92D050"/>
-          </w:tcPr>
-          <w:p>
-            <w:pPr>
-              <w:spacing w:after="0"/>
-            </w:pPr>
-            <w:r>
-              <w:rPr>
-                <w:sz w:val="17"/>
-              </w:rPr>
-            </w:r>
-            <w:r>
-              <w:rPr>
-                <w:b/>
-                <w:color w:val="007000"/>
-                <w:sz w:val="18"/>
-              </w:rPr>
-              <w:t>MITIGATED — 5-layer keying (mechanical + electronic + braille + tactile shell + audio); all layers work for blind users</w:t>
-            </w:r>
-          </w:p>
-        </w:tc>
-      </w:tr>
-      <w:tr>
-        <w:tc>
-          <w:tcPr>
-            <w:tcW w:type="dxa" w:w="720"/>
-          </w:tcPr>
-          <w:p>
-            <w:pPr>
-              <w:spacing w:after="0"/>
-            </w:pPr>
-            <w:r>
-              <w:rPr>
-                <w:sz w:val="17"/>
-              </w:rPr>
-              <w:t>RISK-16</w:t>
-            </w:r>
-          </w:p>
-        </w:tc>
-        <w:tc>
-          <w:tcPr>
-            <w:tcW w:type="dxa" w:w="1008"/>
-            <w:shd w:val="clear" w:color="auto" w:fill="CCFFCC"/>
-            <w:shd w:val="clear" w:color="auto" w:fill="E2EFDA"/>
-          </w:tcPr>
-          <w:p>
-            <w:pPr>
-              <w:spacing w:after="0"/>
-            </w:pPr>
-            <w:r>
-              <w:rPr>
-                <w:b/>
-                <w:sz w:val="17"/>
-              </w:rPr>
-            </w:r>
-            <w:r>
-              <w:rPr>
-                <w:b/>
-                <w:color w:val="007000"/>
-                <w:sz w:val="18"/>
-              </w:rPr>
-              <w:t>LOW</w:t>
-              <w:br/>
-              <w:t>(MITIGATED)</w:t>
-            </w:r>
-          </w:p>
-        </w:tc>
-        <w:tc>
-          <w:tcPr>
-            <w:tcW w:type="dxa" w:w="1872"/>
-          </w:tcPr>
-          <w:p>
-            <w:pPr>
-              <w:spacing w:after="0"/>
-            </w:pPr>
-            <w:r>
-              <w:rPr>
-                <w:sz w:val="17"/>
-              </w:rPr>
-              <w:t>IPX4 compliance after user field replacement is unvalidated</w:t>
-            </w:r>
-          </w:p>
-        </w:tc>
-        <w:tc>
-          <w:tcPr>
-            <w:tcW w:type="dxa" w:w="2160"/>
-          </w:tcPr>
-          <w:p>
-            <w:pPr>
-              <w:spacing w:after="0"/>
-            </w:pPr>
-            <w:r>
-              <w:rPr>
-                <w:sz w:val="17"/>
-              </w:rPr>
-              <w:t>IPX4 compliance depends on the integrity of the zone module edge seal (silicone RTV bead at PDMS-to-shell interface). After a user removes and reinstalls a zone module in the field, the original factory seal is broken. The re-sealing procedure has not been designed or documented.</w:t>
-            </w:r>
-          </w:p>
-        </w:tc>
-        <w:tc>
-          <w:tcPr>
-            <w:tcW w:type="dxa" w:w="2160"/>
-          </w:tcPr>
-          <w:p>
-            <w:pPr>
-              <w:spacing w:after="0"/>
-            </w:pPr>
-            <w:r>
-              <w:rPr>
-                <w:sz w:val="17"/>
-              </w:rPr>
-              <w:t>After first user zone module swap, IPX4 compliance is lost. Water ingress during use (sweat, rain, accidental splash) reaches Hub PCB and connector. Corrosion or electrical short. "Workout-safe" marketing claim cannot be maintained after field replacement.</w:t>
-            </w:r>
-          </w:p>
-        </w:tc>
-        <w:tc>
-          <w:tcPr>
-            <w:tcW w:type="dxa" w:w="2448"/>
-          </w:tcPr>
-          <w:p>
-            <w:pPr>
-              <w:spacing w:after="0"/>
-            </w:pPr>
-            <w:r>
-              <w:rPr>
-                <w:sz w:val="17"/>
-              </w:rPr>
-            </w:r>
-            <w:r>
-              <w:rPr>
-                <w:b w:val="0"/>
-                <w:sz w:val="18"/>
-              </w:rPr>
-              <w:t>MITIGATED — Option A selected: self-sealing compression gasket. Co-molded Shore 40–50A silicone lip seal on zone module perimeter; 20% compression (0.4 mm deflection) against shell slot rim on every insertion. No user action, no RTV syringe, no procedure. IPX4 maintained through all field replacements. Gasket spec added to FPC spec §12. IPX4 re-test after 10 swap cycles required (NP-FAI-ZM-001 §4c).</w:t>
-            </w:r>
-          </w:p>
-        </w:tc>
-        <w:tc>
-          <w:tcPr>
-            <w:tcW w:type="dxa" w:w="1008"/>
-          </w:tcPr>
-          <w:p>
-            <w:pPr>
-              <w:spacing w:after="0"/>
-            </w:pPr>
-            <w:r>
-              <w:rPr>
-                <w:sz w:val="17"/>
-              </w:rPr>
-              <w:t>Mechanical Eng / UX</w:t>
-            </w:r>
-          </w:p>
-        </w:tc>
-        <w:tc>
-          <w:tcPr>
-            <w:tcW w:type="dxa" w:w="720"/>
-          </w:tcPr>
-          <w:p>
-            <w:pPr>
-              <w:spacing w:after="0"/>
-            </w:pPr>
-            <w:r>
-              <w:rPr>
-                <w:sz w:val="17"/>
-              </w:rPr>
-              <w:t>§12</w:t>
-            </w:r>
-          </w:p>
-        </w:tc>
-        <w:tc>
-          <w:tcPr>
-            <w:tcW w:type="dxa" w:w="864"/>
-            <w:shd w:val="clear" w:color="auto" w:fill="92D050"/>
-          </w:tcPr>
-          <w:p>
-            <w:pPr>
-              <w:spacing w:after="0"/>
-            </w:pPr>
-            <w:r>
-              <w:rPr>
-                <w:sz w:val="17"/>
-              </w:rPr>
-            </w:r>
-            <w:r>
-              <w:rPr>
-                <w:b/>
-                <w:color w:val="007000"/>
-                <w:sz w:val="18"/>
-              </w:rPr>
-              <w:t>MITIGATED — Option A gasket spec in §12; IPX4 field-replacement test in NP-FAI-ZM-001 FAI-IPX-01 to FAI-IPX-04</w:t>
-            </w:r>
-          </w:p>
-        </w:tc>
-      </w:tr>
-      <w:tr>
-        <w:tc>
-          <w:tcPr>
-            <w:tcW w:type="dxa" w:w="720"/>
-          </w:tcPr>
-          <w:p>
-            <w:pPr>
-              <w:spacing w:after="0"/>
-            </w:pPr>
-            <w:r>
-              <w:rPr>
-                <w:sz w:val="17"/>
-              </w:rPr>
-              <w:t>RISK-17</w:t>
-            </w:r>
-          </w:p>
-        </w:tc>
-        <w:tc>
-          <w:tcPr>
-            <w:tcW w:type="dxa" w:w="1008"/>
-            <w:shd w:val="clear" w:color="auto" w:fill="FFD700"/>
-            <w:shd w:val="clear" w:color="auto" w:fill="E2EFDA"/>
-          </w:tcPr>
-          <w:p>
-            <w:pPr>
-              <w:spacing w:after="0"/>
-            </w:pPr>
-            <w:r>
-              <w:rPr>
-                <w:b/>
-                <w:sz w:val="17"/>
-              </w:rPr>
-            </w:r>
-            <w:r>
-              <w:rPr>
-                <w:b/>
-                <w:color w:val="007000"/>
-                <w:sz w:val="18"/>
-              </w:rPr>
-              <w:t>MEDIUM</w:t>
-              <w:br/>
-              <w:t>(MITIGATED)</w:t>
-            </w:r>
-          </w:p>
-        </w:tc>
-        <w:tc>
-          <w:tcPr>
-            <w:tcW w:type="dxa" w:w="1872"/>
-          </w:tcPr>
-          <w:p>
-            <w:pPr>
-              <w:spacing w:after="0"/>
-            </w:pPr>
-            <w:r>
-              <w:rPr>
-                <w:sz w:val="17"/>
-              </w:rPr>
-              <w:t>FPC routing path inside shell not coordinated with shell tooling spec</w:t>
-            </w:r>
-          </w:p>
-        </w:tc>
-        <w:tc>
-          <w:tcPr>
-            <w:tcW w:type="dxa" w:w="2160"/>
-          </w:tcPr>
-          <w:p>
-            <w:pPr>
-              <w:spacing w:after="0"/>
-            </w:pPr>
-            <w:r>
-              <w:rPr>
-                <w:sz w:val="17"/>
-              </w:rPr>
-              <w:t>The FPC transitions from the zone slot (outer CFRP shell surface) to the Hub PCB connector (inside the hub) through an unspecified routing path inside the headset. This path must accommodate five FPC tails from five zone modules simultaneously without violating the 25 mm bend radius requirement, creating excessive bundle thickness, or interfering with EEG cable routing.</w:t>
-            </w:r>
-          </w:p>
-        </w:tc>
-        <w:tc>
-          <w:tcPr>
-            <w:tcW w:type="dxa" w:w="2160"/>
-          </w:tcPr>
-          <w:p>
-            <w:pPr>
-              <w:spacing w:after="0"/>
-            </w:pPr>
-            <w:r>
-              <w:rPr>
-                <w:sz w:val="17"/>
-              </w:rPr>
-              <w:t>Without a defined routing path: (1) shell tooling is cut without provisions for FPC routing — retrofit is impossible after first cut; (2) FPC tails may be routed at bend radii below 25 mm in assembled production units; (3) FPC tails from multiple zones may chafe against each other or against EEG electrode cables.</w:t>
-            </w:r>
-          </w:p>
-        </w:tc>
-        <w:tc>
-          <w:tcPr>
-            <w:tcW w:type="dxa" w:w="2448"/>
-          </w:tcPr>
-          <w:p>
-            <w:pPr>
-              <w:spacing w:after="0"/>
-            </w:pPr>
-            <w:r>
-              <w:rPr>
-                <w:sz w:val="17"/>
-              </w:rPr>
-            </w:r>
-            <w:r>
-              <w:rPr>
-                <w:b w:val="0"/>
-                <w:sz w:val="18"/>
-              </w:rPr>
-              <w:t>MITIGATED: NP-DRV-SHELL-001 Rev A extended with §2.3 (multi-FPC bundle management and EEG cable separation). New requirements: ≥ 2 mm inter-FPC separation; ≥ 15 mm FPC-to-EEG cable separation (or grounded barrier); 3 anchor/tie-down points per FPC; Hub PCB all 5 ZIF receptacles on same edge. DRC-16 to DRC-21 added to design review checklist. NP-COORD-001 G2-01 updated with specific deliverables.</w:t>
-            </w:r>
-          </w:p>
-        </w:tc>
-        <w:tc>
-          <w:tcPr>
-            <w:tcW w:type="dxa" w:w="1008"/>
-          </w:tcPr>
-          <w:p>
-            <w:pPr>
-              <w:spacing w:after="0"/>
-            </w:pPr>
-            <w:r>
-              <w:rPr>
-                <w:sz w:val="17"/>
-              </w:rPr>
-              <w:t>Mechanical Eng / HW EE</w:t>
-            </w:r>
-          </w:p>
-        </w:tc>
-        <w:tc>
-          <w:tcPr>
-            <w:tcW w:type="dxa" w:w="720"/>
-          </w:tcPr>
-          <w:p>
-            <w:pPr>
-              <w:spacing w:after="0"/>
-            </w:pPr>
-            <w:r>
-              <w:rPr>
-                <w:sz w:val="17"/>
-              </w:rPr>
-              <w:t>§11.2</w:t>
-            </w:r>
-          </w:p>
-        </w:tc>
-        <w:tc>
-          <w:tcPr>
-            <w:tcW w:type="dxa" w:w="864"/>
-            <w:shd w:val="clear" w:color="auto" w:fill="92D050"/>
-          </w:tcPr>
-          <w:p>
-            <w:pPr>
-              <w:spacing w:after="0"/>
-            </w:pPr>
-            <w:r>
-              <w:rPr>
-                <w:sz w:val="17"/>
-              </w:rPr>
-            </w:r>
-            <w:r>
-              <w:rPr>
-                <w:b/>
-                <w:color w:val="007000"/>
-                <w:sz w:val="18"/>
-              </w:rPr>
-              <w:t>MITIGATED — NP-DRV-SHELL-001 §2.3 + DRC-16–21; CAD and physical prototype sign-off required</w:t>
+              <w:t>NEEDS REVIEW — mitigation was scoped to the retired 5-slot architecture; hex-tile socket interconnect design (~80 sockets) not yet started</w:t>
             </w:r>
           </w:p>
         </w:tc>
